--- a/flow/20230927_hours/drafts/2025-03-g/14.03.docx
+++ b/flow/20230927_hours/drafts/2025-03-g/14.03.docx
@@ -1100,6 +1100,30 @@
       <w:pPr>
         <w:rPr>
           <w:rFonts w:ascii="Times New Roman" w:hAnsi="Times New Roman"/>
+          <w:sz w:val="24"/>
+        </w:rPr>
+      </w:pPr>
+      <w:r>
+        <w:rPr>
+          <w:rFonts w:ascii="Times New Roman" w:hAnsi="Times New Roman"/>
+          <w:i/>
+          <w:color w:val="FF0000"/>
+          <w:sz w:val="24"/>
+        </w:rPr>
+        <w:t>Тропар (г. 6)</w:t>
+      </w:r>
+      <w:r>
+        <w:rPr>
+          <w:rFonts w:ascii="Times New Roman" w:hAnsi="Times New Roman"/>
+          <w:sz w:val="24"/>
+        </w:rPr>
+        <w:t>: Удосвіта вислухай голос мій,* Царю мій і Боже мій.</w:t>
+      </w:r>
+    </w:p>
+    <w:p>
+      <w:pPr>
+        <w:rPr>
+          <w:rFonts w:ascii="Times New Roman" w:hAnsi="Times New Roman"/>
           <w:i/>
           <w:color w:val="FF0000"/>
           <w:sz w:val="24"/>
@@ -1482,6 +1506,48 @@
           <w:sz w:val="24"/>
         </w:rPr>
         <w:t>Амінь.</w:t>
+      </w:r>
+    </w:p>
+    <w:p>
+      <w:pPr>
+        <w:rPr>
+          <w:rFonts w:ascii="Times New Roman" w:hAnsi="Times New Roman"/>
+          <w:sz w:val="24"/>
+        </w:rPr>
+      </w:pPr>
+      <w:r>
+        <w:rPr>
+          <w:rFonts w:ascii="Times New Roman" w:hAnsi="Times New Roman"/>
+          <w:i/>
+          <w:color w:val="FF0000"/>
+          <w:sz w:val="24"/>
+        </w:rPr>
+        <w:t xml:space="preserve">Тропар </w:t>
+      </w:r>
+      <w:r>
+        <w:rPr>
+          <w:rFonts w:ascii="Times New Roman" w:hAnsi="Times New Roman"/>
+          <w:i/>
+          <w:color w:val="FF0000"/>
+          <w:sz w:val="24"/>
+        </w:rPr>
+        <w:t>(г. 4, самоподібний)</w:t>
+      </w:r>
+      <w:r>
+        <w:rPr>
+          <w:rFonts w:ascii="Times New Roman" w:hAnsi="Times New Roman"/>
+          <w:i/>
+          <w:color w:val="FF0000"/>
+          <w:sz w:val="24"/>
+        </w:rPr>
+        <w:t>:</w:t>
+      </w:r>
+      <w:r>
+        <w:rPr>
+          <w:rFonts w:ascii="Times New Roman" w:hAnsi="Times New Roman"/>
+          <w:sz w:val="24"/>
+        </w:rPr>
+        <w:t xml:space="preserve"> Негайно поспіши на допомогу, перше, ніж поневолять нас вороги,* що хулять тебе, Христе Боже наш, і нам погрожують.* Побори хрестом твоїм тих, що нападають на нас,* щоб зрозуміли вони, яка могутня віра правовірних,* молитвами Богородиці, єдиний Чоловіколюбче.</w:t>
       </w:r>
     </w:p>
     <w:p>
@@ -3513,6 +3579,30 @@
           <w:color w:val="FF0000"/>
           <w:sz w:val="24"/>
         </w:rPr>
+        <w:t>Тропар (г. 6)</w:t>
+      </w:r>
+      <w:r>
+        <w:rPr>
+          <w:rFonts w:ascii="Times New Roman" w:hAnsi="Times New Roman"/>
+          <w:sz w:val="24"/>
+        </w:rPr>
+        <w:t>: Господи, ти пресвятого твого Духа* в третю годину на апостолів твоїх послав;* не відійми ж його, Благий, від нас,* а обнови нас, що молимося тобі.</w:t>
+      </w:r>
+    </w:p>
+    <w:p>
+      <w:pPr>
+        <w:rPr>
+          <w:rFonts w:ascii="Times New Roman" w:hAnsi="Times New Roman"/>
+          <w:sz w:val="24"/>
+        </w:rPr>
+      </w:pPr>
+      <w:r>
+        <w:rPr>
+          <w:rFonts w:ascii="Times New Roman" w:hAnsi="Times New Roman"/>
+          <w:i/>
+          <w:color w:val="FF0000"/>
+          <w:sz w:val="24"/>
+        </w:rPr>
         <w:t xml:space="preserve">Стих: </w:t>
       </w:r>
       <w:r>
@@ -3840,6 +3930,48 @@
           <w:sz w:val="24"/>
         </w:rPr>
         <w:t>Амінь.</w:t>
+      </w:r>
+    </w:p>
+    <w:p>
+      <w:pPr>
+        <w:rPr>
+          <w:rFonts w:ascii="Times New Roman" w:hAnsi="Times New Roman"/>
+          <w:sz w:val="24"/>
+        </w:rPr>
+      </w:pPr>
+      <w:r>
+        <w:rPr>
+          <w:rFonts w:ascii="Times New Roman" w:hAnsi="Times New Roman"/>
+          <w:i/>
+          <w:color w:val="FF0000"/>
+          <w:sz w:val="24"/>
+        </w:rPr>
+        <w:t xml:space="preserve">Тропар </w:t>
+      </w:r>
+      <w:r>
+        <w:rPr>
+          <w:rFonts w:ascii="Times New Roman" w:hAnsi="Times New Roman"/>
+          <w:i/>
+          <w:color w:val="FF0000"/>
+          <w:sz w:val="24"/>
+        </w:rPr>
+        <w:t>(г. 8)</w:t>
+      </w:r>
+      <w:r>
+        <w:rPr>
+          <w:rFonts w:ascii="Times New Roman" w:hAnsi="Times New Roman"/>
+          <w:i/>
+          <w:color w:val="FF0000"/>
+          <w:sz w:val="24"/>
+        </w:rPr>
+        <w:t>:</w:t>
+      </w:r>
+      <w:r>
+        <w:rPr>
+          <w:rFonts w:ascii="Times New Roman" w:hAnsi="Times New Roman"/>
+          <w:sz w:val="24"/>
+        </w:rPr>
+        <w:t xml:space="preserve"> Благословенний ти, Христе Боже наш,* що рибалок премудрими появив;* пославши їм Духа Святого,* ними ти полонив вселенну.* Чоловіколюбче, − слава тобі!</w:t>
       </w:r>
     </w:p>
     <w:p>
@@ -5725,6 +5857,30 @@
           <w:color w:val="FF0000"/>
           <w:sz w:val="24"/>
         </w:rPr>
+        <w:t>Тропар (г. 6)</w:t>
+      </w:r>
+      <w:r>
+        <w:rPr>
+          <w:rFonts w:ascii="Times New Roman" w:hAnsi="Times New Roman"/>
+          <w:sz w:val="24"/>
+        </w:rPr>
+        <w:t>: Ти, Христе Боже, що в шостий день і годину* на хресті прибив зухвалий гріх Адама в раю,* розірви рукописання й наших гріхів* і спаси нас.</w:t>
+      </w:r>
+    </w:p>
+    <w:p>
+      <w:pPr>
+        <w:rPr>
+          <w:rFonts w:ascii="Times New Roman" w:hAnsi="Times New Roman"/>
+          <w:sz w:val="24"/>
+        </w:rPr>
+      </w:pPr>
+      <w:r>
+        <w:rPr>
+          <w:rFonts w:ascii="Times New Roman" w:hAnsi="Times New Roman"/>
+          <w:i/>
+          <w:color w:val="FF0000"/>
+          <w:sz w:val="24"/>
+        </w:rPr>
         <w:t xml:space="preserve">Стих: </w:t>
       </w:r>
       <w:r>
@@ -5827,6 +5983,89 @@
           <w:sz w:val="24"/>
         </w:rPr>
         <w:t>*****</w:t>
+      </w:r>
+    </w:p>
+    <w:p>
+      <w:pPr>
+        <w:keepNext/>
+        <w:spacing w:before="120"/>
+        <w:jc w:val="both"/>
+        <w:rPr>
+          <w:rFonts w:ascii="Times New Roman" w:hAnsi="Times New Roman"/>
+          <w:color w:val="FF0000"/>
+          <w:sz w:val="24"/>
+        </w:rPr>
+      </w:pPr>
+      <w:r>
+        <w:rPr>
+          <w:rFonts w:ascii="Times New Roman" w:hAnsi="Times New Roman"/>
+          <w:bCs/>
+          <w:i/>
+          <w:iCs/>
+          <w:color w:val="FF0000"/>
+          <w:sz w:val="24"/>
+        </w:rPr>
+        <w:t xml:space="preserve">Тропар </w:t>
+      </w:r>
+      <w:r>
+        <w:rPr>
+          <w:rFonts w:ascii="Times New Roman" w:hAnsi="Times New Roman"/>
+          <w:bCs/>
+          <w:i/>
+          <w:iCs/>
+          <w:color w:val="FF0000"/>
+          <w:sz w:val="24"/>
+        </w:rPr>
+        <w:t>пророцтва (</w:t>
+      </w:r>
+      <w:r>
+        <w:rPr>
+          <w:rFonts w:ascii="Times New Roman" w:hAnsi="Times New Roman"/>
+          <w:bCs/>
+          <w:i/>
+          <w:iCs/>
+          <w:color w:val="FF0000"/>
+          <w:sz w:val="24"/>
+        </w:rPr>
+        <w:t>г. 1</w:t>
+      </w:r>
+      <w:r>
+        <w:rPr>
+          <w:rFonts w:ascii="Times New Roman" w:hAnsi="Times New Roman"/>
+          <w:bCs/>
+          <w:i/>
+          <w:iCs/>
+          <w:color w:val="FF0000"/>
+          <w:sz w:val="24"/>
+        </w:rPr>
+        <w:t>)</w:t>
+      </w:r>
+      <w:r>
+        <w:rPr>
+          <w:rFonts w:ascii="Times New Roman" w:hAnsi="Times New Roman"/>
+          <w:bCs/>
+          <w:i/>
+          <w:iCs/>
+          <w:color w:val="FF0000"/>
+          <w:sz w:val="24"/>
+        </w:rPr>
+        <w:t xml:space="preserve">: </w:t>
+      </w:r>
+      <w:r>
+        <w:rPr>
+          <w:rFonts w:ascii="Times New Roman" w:hAnsi="Times New Roman"/>
+          <w:color w:val="000000"/>
+          <w:sz w:val="24"/>
+        </w:rPr>
+        <w:t>Вдень і вночі припадаємо до Тебе, Господи,* щоб подав Ти відпущення гріхів душам нашим,* щоб у мирі поклонилися Тобі* і славословити Тебе, Чоловіколюбче.</w:t>
+      </w:r>
+      <w:r>
+        <w:rPr>
+          <w:rFonts w:ascii="Times New Roman" w:hAnsi="Times New Roman"/>
+          <w:color w:val="FF0000"/>
+          <w:sz w:val="24"/>
+        </w:rPr>
+        <w:t xml:space="preserve"> </w:t>
       </w:r>
     </w:p>
     <w:p>
@@ -8639,6 +8878,30 @@
           <w:color w:val="FF0000"/>
           <w:sz w:val="24"/>
         </w:rPr>
+        <w:t>Тропар (г. 8)</w:t>
+      </w:r>
+      <w:r>
+        <w:rPr>
+          <w:rFonts w:ascii="Times New Roman" w:hAnsi="Times New Roman"/>
+          <w:sz w:val="24"/>
+        </w:rPr>
+        <w:t>: Ти, Христе Боже, у дев'ятій годині* задля нас тілом смерти зазнав,* тож умертви нашого тіла хотіння і спаси нас.</w:t>
+      </w:r>
+    </w:p>
+    <w:p>
+      <w:pPr>
+        <w:rPr>
+          <w:rFonts w:ascii="Times New Roman" w:hAnsi="Times New Roman"/>
+          <w:sz w:val="24"/>
+        </w:rPr>
+      </w:pPr>
+      <w:r>
+        <w:rPr>
+          <w:rFonts w:ascii="Times New Roman" w:hAnsi="Times New Roman"/>
+          <w:i/>
+          <w:color w:val="FF0000"/>
+          <w:sz w:val="24"/>
+        </w:rPr>
         <w:t xml:space="preserve">Стих: </w:t>
       </w:r>
       <w:r>
@@ -8956,6 +9219,53 @@
           <w:sz w:val="24"/>
         </w:rPr>
         <w:t>Амінь.</w:t>
+      </w:r>
+    </w:p>
+    <w:p>
+      <w:pPr>
+        <w:rPr>
+          <w:rFonts w:ascii="Times New Roman" w:hAnsi="Times New Roman"/>
+          <w:sz w:val="24"/>
+        </w:rPr>
+      </w:pPr>
+      <w:r>
+        <w:rPr>
+          <w:rFonts w:ascii="Times New Roman" w:hAnsi="Times New Roman"/>
+          <w:i/>
+          <w:color w:val="FF0000"/>
+          <w:sz w:val="24"/>
+        </w:rPr>
+        <w:t xml:space="preserve">Тропар </w:t>
+      </w:r>
+      <w:r>
+        <w:rPr>
+          <w:rFonts w:ascii="Times New Roman" w:hAnsi="Times New Roman"/>
+          <w:i/>
+          <w:color w:val="FF0000"/>
+          <w:sz w:val="24"/>
+        </w:rPr>
+        <w:t>(г. 8)</w:t>
+      </w:r>
+      <w:r>
+        <w:rPr>
+          <w:rFonts w:ascii="Times New Roman" w:hAnsi="Times New Roman"/>
+          <w:sz w:val="24"/>
+        </w:rPr>
+        <w:t>: Бачивши Начальника життя розбійник,* що висів на хресті, мовив:</w:t>
+      </w:r>
+      <w:r>
+        <w:rPr>
+          <w:rFonts w:ascii="Times New Roman" w:hAnsi="Times New Roman"/>
+          <w:sz w:val="24"/>
+        </w:rPr>
+        <w:t>*</w:t>
+      </w:r>
+      <w:r>
+        <w:rPr>
+          <w:rFonts w:ascii="Times New Roman" w:hAnsi="Times New Roman"/>
+          <w:sz w:val="24"/>
+        </w:rPr>
+        <w:t xml:space="preserve"> Якби розп'ятий з нами не був Богом у тілі,* сонце не сховало б свого проміння і не тряслася б, тремтячи, земля.* Але ти, Господи, що все терпиш,* пом'яни мене в царстві твоїм.</w:t>
       </w:r>
     </w:p>
     <w:p>
